--- a/public/upload/service/triệt lông lạnh/triệt tay/Tài liệu không có tiêu đề.docx
+++ b/public/upload/service/triệt lông lạnh/triệt tay/Tài liệu không có tiêu đề.docx
@@ -12,6 +12,7 @@
         <w:jc w:val="center"/>
         <w:rPr>
           <w:b w:val="1"/>
+          <w:bCs w:val="1"/>
           <w:color w:val="343a40"/>
           <w:sz w:val="33"/>
           <w:szCs w:val="33"/>
@@ -22,6 +23,7 @@
       <w:r>
         <w:rPr>
           <w:b w:val="1"/>
+          <w:bCs w:val="1"/>
           <w:color w:val="343a40"/>
           <w:sz w:val="33"/>
           <w:szCs w:val="33"/>
@@ -43,6 +45,7 @@
       <w:r>
         <w:rPr>
           <w:b w:val="1"/>
+          <w:bCs w:val="1"/>
           <w:color w:val="495057"/>
           <w:sz w:val="23"/>
           <w:szCs w:val="23"/>
@@ -82,6 +85,7 @@
       <w:r>
         <w:rPr>
           <w:b w:val="1"/>
+          <w:bCs w:val="1"/>
           <w:color w:val="495057"/>
           <w:sz w:val="23"/>
           <w:szCs w:val="23"/>
@@ -108,6 +112,7 @@
         <w:spacing w:after="300" w:before="300" w:line="335.99999999999994" w:lineRule="auto"/>
         <w:rPr>
           <w:b w:val="1"/>
+          <w:bCs w:val="1"/>
           <w:color w:val="343a40"/>
           <w:sz w:val="27"/>
           <w:szCs w:val="27"/>
@@ -118,6 +123,7 @@
       <w:r>
         <w:rPr>
           <w:b w:val="1"/>
+          <w:bCs w:val="1"/>
           <w:color w:val="343a40"/>
           <w:sz w:val="27"/>
           <w:szCs w:val="27"/>
@@ -148,6 +154,7 @@
       <w:r>
         <w:rPr>
           <w:b w:val="1"/>
+          <w:bCs w:val="1"/>
           <w:color w:val="495057"/>
           <w:sz w:val="23"/>
           <w:szCs w:val="23"/>
@@ -227,6 +234,7 @@
       <w:r>
         <w:rPr>
           <w:b w:val="1"/>
+          <w:bCs w:val="1"/>
           <w:color w:val="495057"/>
           <w:sz w:val="23"/>
           <w:szCs w:val="23"/>
@@ -253,6 +261,7 @@
         <w:spacing w:after="300" w:before="300" w:line="335.99999999999994" w:lineRule="auto"/>
         <w:rPr>
           <w:b w:val="1"/>
+          <w:bCs w:val="1"/>
           <w:color w:val="343a40"/>
           <w:sz w:val="27"/>
           <w:szCs w:val="27"/>
@@ -263,6 +272,7 @@
       <w:r>
         <w:rPr>
           <w:b w:val="1"/>
+          <w:bCs w:val="1"/>
           <w:color w:val="343a40"/>
           <w:sz w:val="27"/>
           <w:szCs w:val="27"/>
@@ -293,6 +303,7 @@
       <w:r>
         <w:rPr>
           <w:b w:val="1"/>
+          <w:bCs w:val="1"/>
           <w:color w:val="495057"/>
           <w:sz w:val="23"/>
           <w:szCs w:val="23"/>
@@ -352,6 +363,7 @@
       <w:r>
         <w:rPr>
           <w:b w:val="1"/>
+          <w:bCs w:val="1"/>
           <w:color w:val="495057"/>
           <w:sz w:val="23"/>
           <w:szCs w:val="23"/>
@@ -398,6 +410,7 @@
         <w:spacing w:after="300" w:before="300" w:line="335.99999999999994" w:lineRule="auto"/>
         <w:rPr>
           <w:b w:val="1"/>
+          <w:bCs w:val="1"/>
           <w:color w:val="343a40"/>
           <w:sz w:val="27"/>
           <w:szCs w:val="27"/>
@@ -408,6 +421,7 @@
       <w:r>
         <w:rPr>
           <w:b w:val="1"/>
+          <w:bCs w:val="1"/>
           <w:color w:val="343a40"/>
           <w:sz w:val="27"/>
           <w:szCs w:val="27"/>
@@ -438,6 +452,7 @@
       <w:r>
         <w:rPr>
           <w:b w:val="1"/>
+          <w:bCs w:val="1"/>
           <w:color w:val="495057"/>
           <w:sz w:val="23"/>
           <w:szCs w:val="23"/>
@@ -464,6 +479,7 @@
         <w:spacing w:after="300" w:before="220" w:line="335.99999999999994" w:lineRule="auto"/>
         <w:rPr>
           <w:b w:val="1"/>
+          <w:bCs w:val="1"/>
           <w:color w:val="343a40"/>
           <w:sz w:val="24"/>
           <w:szCs w:val="24"/>
@@ -474,6 +490,7 @@
       <w:r>
         <w:rPr>
           <w:b w:val="1"/>
+          <w:bCs w:val="1"/>
           <w:color w:val="343a40"/>
           <w:sz w:val="24"/>
           <w:szCs w:val="24"/>
@@ -531,6 +548,7 @@
         <w:spacing w:after="300" w:before="220" w:line="335.99999999999994" w:lineRule="auto"/>
         <w:rPr>
           <w:b w:val="1"/>
+          <w:bCs w:val="1"/>
           <w:color w:val="343a40"/>
           <w:sz w:val="24"/>
           <w:szCs w:val="24"/>
@@ -541,6 +559,7 @@
       <w:r>
         <w:rPr>
           <w:b w:val="1"/>
+          <w:bCs w:val="1"/>
           <w:color w:val="343a40"/>
           <w:sz w:val="24"/>
           <w:szCs w:val="24"/>
@@ -598,6 +617,7 @@
         <w:spacing w:after="300" w:before="220" w:line="335.99999999999994" w:lineRule="auto"/>
         <w:rPr>
           <w:b w:val="1"/>
+          <w:bCs w:val="1"/>
           <w:color w:val="343a40"/>
           <w:sz w:val="24"/>
           <w:szCs w:val="24"/>
@@ -608,6 +628,7 @@
       <w:r>
         <w:rPr>
           <w:b w:val="1"/>
+          <w:bCs w:val="1"/>
           <w:color w:val="343a40"/>
           <w:sz w:val="24"/>
           <w:szCs w:val="24"/>
@@ -665,6 +686,7 @@
         <w:spacing w:after="300" w:before="220" w:line="335.99999999999994" w:lineRule="auto"/>
         <w:rPr>
           <w:b w:val="1"/>
+          <w:bCs w:val="1"/>
           <w:color w:val="343a40"/>
           <w:sz w:val="24"/>
           <w:szCs w:val="24"/>
@@ -675,6 +697,7 @@
       <w:r>
         <w:rPr>
           <w:b w:val="1"/>
+          <w:bCs w:val="1"/>
           <w:color w:val="343a40"/>
           <w:sz w:val="24"/>
           <w:szCs w:val="24"/>
@@ -732,6 +755,7 @@
         <w:spacing w:after="300" w:before="220" w:line="335.99999999999994" w:lineRule="auto"/>
         <w:rPr>
           <w:b w:val="1"/>
+          <w:bCs w:val="1"/>
           <w:color w:val="343a40"/>
           <w:sz w:val="24"/>
           <w:szCs w:val="24"/>
@@ -742,6 +766,7 @@
       <w:r>
         <w:rPr>
           <w:b w:val="1"/>
+          <w:bCs w:val="1"/>
           <w:color w:val="343a40"/>
           <w:sz w:val="24"/>
           <w:szCs w:val="24"/>
@@ -799,6 +824,7 @@
         <w:spacing w:after="300" w:before="300" w:line="335.99999999999994" w:lineRule="auto"/>
         <w:rPr>
           <w:b w:val="1"/>
+          <w:bCs w:val="1"/>
           <w:color w:val="343a40"/>
           <w:sz w:val="27"/>
           <w:szCs w:val="27"/>
@@ -809,6 +835,7 @@
       <w:r>
         <w:rPr>
           <w:b w:val="1"/>
+          <w:bCs w:val="1"/>
           <w:color w:val="343a40"/>
           <w:sz w:val="27"/>
           <w:szCs w:val="27"/>
@@ -839,6 +866,7 @@
       <w:r>
         <w:rPr>
           <w:b w:val="1"/>
+          <w:bCs w:val="1"/>
           <w:color w:val="495057"/>
           <w:sz w:val="23"/>
           <w:szCs w:val="23"/>
@@ -898,6 +926,7 @@
       <w:r>
         <w:rPr>
           <w:b w:val="1"/>
+          <w:bCs w:val="1"/>
           <w:color w:val="495057"/>
           <w:sz w:val="23"/>
           <w:szCs w:val="23"/>
@@ -924,6 +953,7 @@
         <w:spacing w:after="300" w:before="300" w:line="335.99999999999994" w:lineRule="auto"/>
         <w:rPr>
           <w:b w:val="1"/>
+          <w:bCs w:val="1"/>
           <w:color w:val="343a40"/>
           <w:sz w:val="27"/>
           <w:szCs w:val="27"/>
@@ -934,6 +964,7 @@
       <w:r>
         <w:rPr>
           <w:b w:val="1"/>
+          <w:bCs w:val="1"/>
           <w:color w:val="343a40"/>
           <w:sz w:val="27"/>
           <w:szCs w:val="27"/>
@@ -964,6 +995,7 @@
       <w:r>
         <w:rPr>
           <w:b w:val="1"/>
+          <w:bCs w:val="1"/>
           <w:color w:val="495057"/>
           <w:sz w:val="23"/>
           <w:szCs w:val="23"/>
@@ -983,6 +1015,7 @@
       <w:r>
         <w:rPr>
           <w:b w:val="1"/>
+          <w:bCs w:val="1"/>
           <w:color w:val="495057"/>
           <w:sz w:val="23"/>
           <w:szCs w:val="23"/>
@@ -1009,6 +1042,7 @@
         <w:spacing w:after="300" w:before="220" w:line="335.99999999999994" w:lineRule="auto"/>
         <w:rPr>
           <w:b w:val="1"/>
+          <w:bCs w:val="1"/>
           <w:color w:val="343a40"/>
           <w:sz w:val="24"/>
           <w:szCs w:val="24"/>
@@ -1019,6 +1053,7 @@
       <w:r>
         <w:rPr>
           <w:b w:val="1"/>
+          <w:bCs w:val="1"/>
           <w:color w:val="343a40"/>
           <w:sz w:val="24"/>
           <w:szCs w:val="24"/>
@@ -1049,6 +1084,7 @@
       <w:r>
         <w:rPr>
           <w:b w:val="1"/>
+          <w:bCs w:val="1"/>
           <w:color w:val="495057"/>
           <w:sz w:val="23"/>
           <w:szCs w:val="23"/>
@@ -1095,6 +1131,7 @@
         <w:spacing w:after="300" w:before="220" w:line="335.99999999999994" w:lineRule="auto"/>
         <w:rPr>
           <w:b w:val="1"/>
+          <w:bCs w:val="1"/>
           <w:color w:val="343a40"/>
           <w:sz w:val="24"/>
           <w:szCs w:val="24"/>
@@ -1105,6 +1142,7 @@
       <w:r>
         <w:rPr>
           <w:b w:val="1"/>
+          <w:bCs w:val="1"/>
           <w:color w:val="343a40"/>
           <w:sz w:val="24"/>
           <w:szCs w:val="24"/>
@@ -1135,6 +1173,7 @@
       <w:r>
         <w:rPr>
           <w:b w:val="1"/>
+          <w:bCs w:val="1"/>
           <w:color w:val="495057"/>
           <w:sz w:val="23"/>
           <w:szCs w:val="23"/>
@@ -1181,6 +1220,7 @@
         <w:spacing w:after="300" w:before="220" w:line="335.99999999999994" w:lineRule="auto"/>
         <w:rPr>
           <w:b w:val="1"/>
+          <w:bCs w:val="1"/>
           <w:color w:val="343a40"/>
           <w:sz w:val="24"/>
           <w:szCs w:val="24"/>
@@ -1191,6 +1231,7 @@
       <w:r>
         <w:rPr>
           <w:b w:val="1"/>
+          <w:bCs w:val="1"/>
           <w:color w:val="343a40"/>
           <w:sz w:val="24"/>
           <w:szCs w:val="24"/>
@@ -1221,6 +1262,7 @@
       <w:r>
         <w:rPr>
           <w:b w:val="1"/>
+          <w:bCs w:val="1"/>
           <w:color w:val="495057"/>
           <w:sz w:val="23"/>
           <w:szCs w:val="23"/>
@@ -1267,6 +1309,7 @@
         <w:spacing w:after="300" w:before="220" w:line="335.99999999999994" w:lineRule="auto"/>
         <w:rPr>
           <w:b w:val="1"/>
+          <w:bCs w:val="1"/>
           <w:color w:val="343a40"/>
           <w:sz w:val="24"/>
           <w:szCs w:val="24"/>
@@ -1277,6 +1320,7 @@
       <w:r>
         <w:rPr>
           <w:b w:val="1"/>
+          <w:bCs w:val="1"/>
           <w:color w:val="343a40"/>
           <w:sz w:val="24"/>
           <w:szCs w:val="24"/>
@@ -1307,6 +1351,7 @@
       <w:r>
         <w:rPr>
           <w:b w:val="1"/>
+          <w:bCs w:val="1"/>
           <w:color w:val="495057"/>
           <w:sz w:val="23"/>
           <w:szCs w:val="23"/>
@@ -1346,6 +1391,7 @@
       <w:r>
         <w:rPr>
           <w:b w:val="1"/>
+          <w:bCs w:val="1"/>
           <w:color w:val="495057"/>
           <w:sz w:val="23"/>
           <w:szCs w:val="23"/>
@@ -1372,6 +1418,7 @@
         <w:spacing w:after="300" w:before="300" w:line="335.99999999999994" w:lineRule="auto"/>
         <w:rPr>
           <w:b w:val="1"/>
+          <w:bCs w:val="1"/>
           <w:color w:val="343a40"/>
           <w:sz w:val="27"/>
           <w:szCs w:val="27"/>
@@ -1382,6 +1429,7 @@
       <w:r>
         <w:rPr>
           <w:b w:val="1"/>
+          <w:bCs w:val="1"/>
           <w:color w:val="343a40"/>
           <w:sz w:val="27"/>
           <w:szCs w:val="27"/>
@@ -1412,6 +1460,7 @@
       <w:r>
         <w:rPr>
           <w:b w:val="1"/>
+          <w:bCs w:val="1"/>
           <w:color w:val="495057"/>
           <w:sz w:val="23"/>
           <w:szCs w:val="23"/>
@@ -1431,6 +1480,7 @@
       <w:r>
         <w:rPr>
           <w:b w:val="1"/>
+          <w:bCs w:val="1"/>
           <w:color w:val="495057"/>
           <w:sz w:val="23"/>
           <w:szCs w:val="23"/>
@@ -1454,6 +1504,7 @@
         <w:spacing w:after="240" w:line="384.00000000000006" w:lineRule="auto"/>
         <w:rPr>
           <w:b w:val="1"/>
+          <w:bCs w:val="1"/>
           <w:color w:val="0055ff"/>
           <w:sz w:val="23"/>
           <w:szCs w:val="23"/>
@@ -1472,6 +1523,7 @@
         <w:r>
           <w:rPr>
             <w:b w:val="1"/>
+            <w:bCs w:val="1"/>
             <w:color w:val="0055ff"/>
             <w:sz w:val="23"/>
             <w:szCs w:val="23"/>
@@ -1495,6 +1547,7 @@
         <w:spacing w:after="300" w:before="300" w:line="335.99999999999994" w:lineRule="auto"/>
         <w:rPr>
           <w:b w:val="1"/>
+          <w:bCs w:val="1"/>
           <w:color w:val="343a40"/>
           <w:sz w:val="27"/>
           <w:szCs w:val="27"/>
@@ -1505,6 +1558,7 @@
       <w:r>
         <w:rPr>
           <w:b w:val="1"/>
+          <w:bCs w:val="1"/>
           <w:color w:val="343a40"/>
           <w:sz w:val="27"/>
           <w:szCs w:val="27"/>
@@ -1535,6 +1589,7 @@
       <w:r>
         <w:rPr>
           <w:b w:val="1"/>
+          <w:bCs w:val="1"/>
           <w:color w:val="495057"/>
           <w:sz w:val="23"/>
           <w:szCs w:val="23"/>
@@ -1633,6 +1688,7 @@
     </w:pPr>
     <w:rPr>
       <w:b w:val="0"/>
+      <w:bCs w:val="0"/>
       <w:sz w:val="32"/>
       <w:szCs w:val="32"/>
     </w:rPr>
@@ -1649,6 +1705,7 @@
     </w:pPr>
     <w:rPr>
       <w:b w:val="0"/>
+      <w:bCs w:val="0"/>
       <w:color w:val="434343"/>
       <w:sz w:val="28"/>
       <w:szCs w:val="28"/>
@@ -1698,6 +1755,7 @@
     </w:pPr>
     <w:rPr>
       <w:i w:val="1"/>
+      <w:iCs w:val="1"/>
       <w:color w:val="666666"/>
       <w:sz w:val="22"/>
       <w:szCs w:val="22"/>
@@ -1731,6 +1789,7 @@
     <w:rPr>
       <w:rFonts w:ascii="Arial" w:cs="Arial" w:eastAsia="Arial" w:hAnsi="Arial"/>
       <w:i w:val="0"/>
+      <w:iCs w:val="0"/>
       <w:color w:val="666666"/>
       <w:sz w:val="30"/>
       <w:szCs w:val="30"/>
